--- a/开题报告_领域小模型蒸馏与知识增强/V3_分约束效用选样_2026-10-21/开题报告_算法增强版_V3_个人信息留空.docx
+++ b/开题报告_领域小模型蒸馏与知识增强/V3_分约束效用选样_2026-10-21/开题报告_算法增强版_V3_个人信息留空.docx
@@ -3462,6 +3462,20 @@
     </w:p>
     <w:p>
       <w:pPr>
+        <w:ind w:firstLine="480" w:firstLineChars="200"/>
+        <w:spacing w:line="312" w:lineRule="auto"/>
+      </w:pPr>
+      <w:r>
+        <w:rPr>
+          <w:rFonts w:ascii="Times New Roman" w:hAnsi="Times New Roman" w:eastAsia="宋体"/>
+          <w:b w:val="0"/>
+          <w:sz w:val="24"/>
+        </w:rPr>
+        <w:t>若时间允许，核验全资料中其他性质记录能否按同一关联规则补入测试区；不能补入时，预先设计三个按组隔离的划分并报告结果一致性，不把单次划分的结论当作泛化证据。</w:t>
+      </w:r>
+    </w:p>
+    <w:p>
+      <w:pPr>
         <w:pStyle w:val="Heading3"/>
       </w:pPr>
       <w:r>
@@ -3554,6 +3568,28 @@
           <w:sz w:val="24"/>
         </w:rPr>
         <w:t>先导验证分开检查三类假设：诊断标签是否可靠；矩阵能否预测真实短程代理变化；代理变化是否对应离散约束及实际辅助任务改善。先导研究用于为算法设计提供证据，最终论文仍以方法和辅助原型为成果，不以建立通用评测基准为主线。</w:t>
+      </w:r>
+    </w:p>
+    <w:p>
+      <w:pPr>
+        <w:ind w:firstLine="480" w:firstLineChars="200"/>
+        <w:spacing w:line="312" w:lineRule="auto"/>
+      </w:pPr>
+      <w:r>
+        <w:rPr>
+          <w:rFonts w:ascii="Times New Roman" w:hAnsi="Times New Roman" w:eastAsia="宋体"/>
+          <w:b/>
+          <w:sz w:val="24"/>
+        </w:rPr>
+        <w:t>在验证方法之前，先验证问题是否存在。</w:t>
+      </w:r>
+      <w:r>
+        <w:rPr>
+          <w:rFonts w:ascii="Times New Roman" w:hAnsi="Times New Roman" w:eastAsia="宋体"/>
+          <w:b w:val="0"/>
+          <w:sz w:val="24"/>
+        </w:rPr>
+        <w:t xml:space="preserve"> 用底座模型与常规微调，在三组诊断样本上记录训练前后的错误率变化。若三组同步改善、未见明显取舍，则「分约束」的动机不成立，应回到问题定义，而不是继续增加选样机制的复杂度。这一观察安排在正式选样实验之前，结论无论正负都如实报告。</w:t>
       </w:r>
     </w:p>
     <w:p>
@@ -3777,6 +3813,20 @@
           <w:sz w:val="24"/>
         </w:rPr>
         <w:t>各方法共享底座、教学池、质量准入、诊断信息、数据划分、候选资格和事先限定的调参机会。分别比较相同子集数量与长度上限、实际监督token，以及端到端耗时；输入上下文、padding、重复轮次、梯度提取、虚拟检查、失败重试与教师调用均记录。停训或未找到子集不能通过只汇报少量成功步骤形成虚假效率优势。</w:t>
+      </w:r>
+    </w:p>
+    <w:p>
+      <w:pPr>
+        <w:ind w:firstLine="480" w:firstLineChars="200"/>
+        <w:spacing w:line="312" w:lineRule="auto"/>
+      </w:pPr>
+      <w:r>
+        <w:rPr>
+          <w:rFonts w:ascii="Times New Roman" w:hAnsi="Times New Roman" w:eastAsia="宋体"/>
+          <w:b w:val="0"/>
+          <w:sz w:val="24"/>
+        </w:rPr>
+        <w:t>另设「直接训练全部合格数据」的对照，比较总时间与最终质量。这一对照回答的是「选样本身是否值得」：若选样相对全量训练没有任务收益、且额外开销显著，则它的价值需要重新论证，不能只以「样本更少」作为效率证据。</w:t>
       </w:r>
     </w:p>
     <w:p>
@@ -4034,6 +4084,118 @@
           <w:sz w:val="24"/>
         </w:rPr>
         <w:t>第二，代理失配与矩阵过时：局部近似通过不保证多步效果，必须保留退化运行。第 3 个月先导验证时，若矩阵预测变化与真实一步变化的符号一致率低于 70%，或排序相关低于 0.3，放弃「矩阵选样」主方法，退化为「按组均衡的启发式选样 + 保护约束」，并在论文中把矩阵部分作为负结果报告。</w:t>
+      </w:r>
+    </w:p>
+    <w:p>
+      <w:pPr>
+        <w:ind w:firstLine="480" w:firstLineChars="200"/>
+        <w:spacing w:line="312" w:lineRule="auto"/>
+      </w:pPr>
+      <w:r>
+        <w:rPr>
+          <w:rFonts w:ascii="Times New Roman" w:hAnsi="Times New Roman" w:eastAsia="宋体"/>
+          <w:b/>
+          <w:sz w:val="24"/>
+        </w:rPr>
+        <w:t>回退会改变论文的贡献结构，需要提前说清：</w:t>
+      </w:r>
+    </w:p>
+    <w:p>
+      <w:pPr>
+        <w:ind w:left="480"/>
+      </w:pPr>
+      <w:r>
+        <w:rPr>
+          <w:rFonts w:ascii="Times New Roman" w:hAnsi="Times New Roman" w:eastAsia="宋体"/>
+          <w:sz w:val="24"/>
+        </w:rPr>
+        <w:t xml:space="preserve">— </w:t>
+      </w:r>
+      <w:r>
+        <w:rPr>
+          <w:rFonts w:ascii="Times New Roman" w:hAnsi="Times New Roman" w:eastAsia="宋体"/>
+          <w:b/>
+          <w:sz w:val="24"/>
+        </w:rPr>
+        <w:t>保留</w:t>
+      </w:r>
+      <w:r>
+        <w:rPr>
+          <w:rFonts w:ascii="Times New Roman" w:hAnsi="Times New Roman" w:eastAsia="宋体"/>
+          <w:b w:val="0"/>
+          <w:sz w:val="24"/>
+        </w:rPr>
+        <w:t>：约束组级的影响表示（即使不用矩阵，仍保留「哪组薄弱、哪组保护」的划分）、固定参照保护机制、来源隔离的可核验教学构造、本地原型与同工具强对照。</w:t>
+      </w:r>
+    </w:p>
+    <w:p>
+      <w:pPr>
+        <w:ind w:left="480"/>
+      </w:pPr>
+      <w:r>
+        <w:rPr>
+          <w:rFonts w:ascii="Times New Roman" w:hAnsi="Times New Roman" w:eastAsia="宋体"/>
+          <w:sz w:val="24"/>
+        </w:rPr>
+        <w:t xml:space="preserve">— </w:t>
+      </w:r>
+      <w:r>
+        <w:rPr>
+          <w:rFonts w:ascii="Times New Roman" w:hAnsi="Times New Roman" w:eastAsia="宋体"/>
+          <w:b/>
+          <w:sz w:val="24"/>
+        </w:rPr>
+        <w:t>失去</w:t>
+      </w:r>
+      <w:r>
+        <w:rPr>
+          <w:rFonts w:ascii="Times New Roman" w:hAnsi="Times New Roman" w:eastAsia="宋体"/>
+          <w:b w:val="0"/>
+          <w:sz w:val="24"/>
+        </w:rPr>
+        <w:t>：用逐约束影响替代单一分数这一核心方法主张。退化为启发式后，创新点二只剩「保护约束」这一半，与 OGS、GRADE 一类工作的差异缩小，不足以单独立项。</w:t>
+      </w:r>
+    </w:p>
+    <w:p>
+      <w:pPr>
+        <w:ind w:left="480"/>
+      </w:pPr>
+      <w:r>
+        <w:rPr>
+          <w:rFonts w:ascii="Times New Roman" w:hAnsi="Times New Roman" w:eastAsia="宋体"/>
+          <w:sz w:val="24"/>
+        </w:rPr>
+        <w:t xml:space="preserve">— </w:t>
+      </w:r>
+      <w:r>
+        <w:rPr>
+          <w:rFonts w:ascii="Times New Roman" w:hAnsi="Times New Roman" w:eastAsia="宋体"/>
+          <w:b/>
+          <w:sz w:val="24"/>
+        </w:rPr>
+        <w:t>论文定位调整</w:t>
+      </w:r>
+      <w:r>
+        <w:rPr>
+          <w:rFonts w:ascii="Times New Roman" w:hAnsi="Times New Roman" w:eastAsia="宋体"/>
+          <w:b w:val="0"/>
+          <w:sz w:val="24"/>
+        </w:rPr>
+        <w:t>：若回退发生，论文转向「可核验教学构造 + 系统验证 + 负结果分析」，核心问题变为「一步梯度近似在什么条件下不适用于多步监督微调」。这仍可成篇，但须在第 3 个月末的检查点确定，不能等到第 6 个月再改结构。</w:t>
+      </w:r>
+    </w:p>
+    <w:p>
+      <w:pPr>
+        <w:ind w:firstLine="480" w:firstLineChars="200"/>
+        <w:spacing w:line="312" w:lineRule="auto"/>
+      </w:pPr>
+      <w:r>
+        <w:rPr>
+          <w:rFonts w:ascii="Times New Roman" w:hAnsi="Times New Roman" w:eastAsia="宋体"/>
+          <w:b w:val="0"/>
+          <w:sz w:val="24"/>
+        </w:rPr>
+        <w:t>是否回退的判据、回退后的实验设计与论文章节安排，在同一个检查点一次写定，不中途反复。</w:t>
       </w:r>
     </w:p>
     <w:p>

--- a/开题报告_领域小模型蒸馏与知识增强/V3_分约束效用选样_2026-10-21/开题报告_算法增强版_V3_个人信息留空.docx
+++ b/开题报告_领域小模型蒸馏与知识增强/V3_分约束效用选样_2026-10-21/开题报告_算法增强版_V3_个人信息留空.docx
@@ -3564,10 +3564,18 @@
       <w:r>
         <w:rPr>
           <w:rFonts w:ascii="Times New Roman" w:hAnsi="Times New Roman" w:eastAsia="宋体"/>
+          <w:b/>
+          <w:sz w:val="24"/>
+        </w:rPr>
+        <w:t>先验证问题是否存在。</w:t>
+      </w:r>
+      <w:r>
+        <w:rPr>
+          <w:rFonts w:ascii="Times New Roman" w:hAnsi="Times New Roman" w:eastAsia="宋体"/>
           <w:b w:val="0"/>
           <w:sz w:val="24"/>
         </w:rPr>
-        <w:t>先导验证分开检查三类假设：诊断标签是否可靠；矩阵能否预测真实短程代理变化；代理变化是否对应离散约束及实际辅助任务改善。先导研究用于为算法设计提供证据，最终论文仍以方法和辅助原型为成果，不以建立通用评测基准为主线。</w:t>
+        <w:t xml:space="preserve"> 用底座模型与常规微调，在三组诊断样本上记录训练前后的错误率变化。若三组同步改善、未见明显取舍，则「分约束」的动机不成立，应回到问题定义，而不是继续增加选样机制的复杂度。这一观察安排在正式选样实验之前，结论无论正负都如实报告；没有发现取舍时，不以防副作用作为主要动机。</w:t>
       </w:r>
     </w:p>
     <w:p>
@@ -3578,10 +3586,38 @@
       <w:r>
         <w:rPr>
           <w:rFonts w:ascii="Times New Roman" w:hAnsi="Times New Roman" w:eastAsia="宋体"/>
+          <w:b w:val="0"/>
+          <w:sz w:val="24"/>
+        </w:rPr>
+        <w:t>在此基础上，先导验证分开检查三类假设：诊断标签是否可靠；矩阵能否预测真实短程代理变化；代理变化是否对应离散约束及实际辅助任务改善。先导研究用于为算法设计提供证据，最终论文仍以方法和辅助原型为成果，不以建立通用评测基准为主线。</w:t>
+      </w:r>
+    </w:p>
+    <w:p>
+      <w:pPr>
+        <w:ind w:firstLine="480" w:firstLineChars="200"/>
+        <w:spacing w:line="312" w:lineRule="auto"/>
+      </w:pPr>
+      <w:r>
+        <w:rPr>
+          <w:rFonts w:ascii="Times New Roman" w:hAnsi="Times New Roman" w:eastAsia="宋体"/>
+          <w:b w:val="0"/>
+          <w:sz w:val="24"/>
+        </w:rPr>
+        <w:t>先在开发阶段固定子集规模k、长度上限B、来源上限、候选窗口、保留部分解数、交换次数、步长序列、尺度a_j、容差ε与收益门槛τ。初版不同时学习任意样本权重。样本不足、W或P无有效标签、搜索或虚拟检查失败都有明确状态；零更新不得计为修复成功。</w:t>
+      </w:r>
+    </w:p>
+    <w:p>
+      <w:pPr>
+        <w:ind w:firstLine="480" w:firstLineChars="200"/>
+        <w:spacing w:line="312" w:lineRule="auto"/>
+      </w:pPr>
+      <w:r>
+        <w:rPr>
+          <w:rFonts w:ascii="Times New Roman" w:hAnsi="Times New Roman" w:eastAsia="宋体"/>
           <w:b/>
           <w:sz w:val="24"/>
         </w:rPr>
-        <w:t>在验证方法之前，先验证问题是否存在。</w:t>
+        <w:t>首版 W/P 的初始设定</w:t>
       </w:r>
       <w:r>
         <w:rPr>
@@ -3589,57 +3625,7 @@
           <w:b w:val="0"/>
           <w:sz w:val="24"/>
         </w:rPr>
-        <w:t xml:space="preserve"> 用底座模型与常规微调，在三组诊断样本上记录训练前后的错误率变化。若三组同步改善、未见明显取舍，则「分约束」的动机不成立，应回到问题定义，而不是继续增加选样机制的复杂度。这一观察安排在正式选样实验之前，结论无论正负都如实报告。</w:t>
-      </w:r>
-    </w:p>
-    <w:p>
-      <w:pPr>
-        <w:ind w:firstLine="480" w:firstLineChars="200"/>
-        <w:spacing w:line="312" w:lineRule="auto"/>
-      </w:pPr>
-      <w:r>
-        <w:rPr>
-          <w:rFonts w:ascii="Times New Roman" w:hAnsi="Times New Roman" w:eastAsia="宋体"/>
-          <w:b w:val="0"/>
-          <w:sz w:val="24"/>
-        </w:rPr>
-        <w:t>先在开发阶段固定子集规模k、长度上限B、来源上限、候选窗口、保留部分解数、交换次数、步长序列、尺度a_j、容差ε与收益门槛τ。初版不同时学习任意样本权重。样本不足、W或P无有效标签、搜索或虚拟检查失败都有明确状态；零更新不得计为修复成功。</w:t>
-      </w:r>
-    </w:p>
-    <w:p>
-      <w:pPr>
-        <w:ind w:firstLine="480" w:firstLineChars="200"/>
-        <w:spacing w:line="312" w:lineRule="auto"/>
-      </w:pPr>
-      <w:r>
-        <w:rPr>
-          <w:rFonts w:ascii="Times New Roman" w:hAnsi="Times New Roman" w:eastAsia="宋体"/>
-          <w:b/>
-          <w:sz w:val="24"/>
-        </w:rPr>
-        <w:t>首版 W/P 的初始设定</w:t>
-      </w:r>
-      <w:r>
-        <w:rPr>
-          <w:rFonts w:ascii="Times New Roman" w:hAnsi="Times New Roman" w:eastAsia="宋体"/>
-          <w:b w:val="0"/>
-          <w:sz w:val="24"/>
-        </w:rPr>
         <w:t>：W = {锁定项，单位换算}，P = {总量／范围}。这个设定基于「锁定与换算是可构造正负对较多的两组，总量约束是最容易被放宽的一组」，属于待验证的初始假设，开发阶段可调整。若某组诊断样本不足 10 对，不进入 W，列入覆盖不足报告；若三组样本都充足，只保留两个预测收益最差的组进入 W，其余进入 P。</w:t>
-      </w:r>
-    </w:p>
-    <w:p>
-      <w:pPr>
-        <w:ind w:firstLine="480" w:firstLineChars="200"/>
-        <w:spacing w:line="312" w:lineRule="auto"/>
-      </w:pPr>
-      <w:r>
-        <w:rPr>
-          <w:rFonts w:ascii="Times New Roman" w:hAnsi="Times New Roman" w:eastAsia="宋体"/>
-          <w:b w:val="0"/>
-          <w:sz w:val="24"/>
-        </w:rPr>
-        <w:t>先检查各组是否确有需要处理的取舍，没有发现则不以防副作用作为主要动机。</w:t>
       </w:r>
     </w:p>
     <w:p>
@@ -3744,7 +3730,7 @@
           <w:b w:val="0"/>
           <w:sz w:val="24"/>
         </w:rPr>
-        <w:t>，资源不足时公开实现范围和差异，不冒称完成全部原实验。全量教学训练作为额外预算参考，不混称严格等预算。</w:t>
+        <w:t>，资源不足时公开实现范围和差异，不冒称完成全部原实验。</w:t>
       </w:r>
     </w:p>
     <w:p>
@@ -3826,7 +3812,7 @@
           <w:b w:val="0"/>
           <w:sz w:val="24"/>
         </w:rPr>
-        <w:t>另设「直接训练全部合格数据」的对照，比较总时间与最终质量。这一对照回答的是「选样本身是否值得」：若选样相对全量训练没有任务收益、且额外开销显著，则它的价值需要重新论证，不能只以「样本更少」作为效率证据。</w:t>
+        <w:t>另设「直接训练全部合格数据」的对照（即不做选样、用全部合格数据训练），比较总时间与最终质量。这一对照回答的是「选样本身是否值得」：若选样相对全量训练没有任务收益、且额外开销显著，则它的价值需要重新论证，不能只以「样本更少」作为效率证据。该对照只作为额外预算参考，不混称严格等预算。</w:t>
       </w:r>
     </w:p>
     <w:p>
@@ -4094,10 +4080,46 @@
       <w:r>
         <w:rPr>
           <w:rFonts w:ascii="Times New Roman" w:hAnsi="Times New Roman" w:eastAsia="宋体"/>
+          <w:b w:val="0"/>
+          <w:sz w:val="24"/>
+        </w:rPr>
+        <w:t>第三，成本：复杂选择若没有相对简单方案的任务或效率增量，就不应作为主要贡献。若选样本身耗时超过一个训练阶段的 20%，缩减候选窗口与交换次数。</w:t>
+      </w:r>
+    </w:p>
+    <w:p>
+      <w:pPr>
+        <w:ind w:firstLine="480" w:firstLineChars="200"/>
+        <w:spacing w:line="312" w:lineRule="auto"/>
+      </w:pPr>
+      <w:r>
+        <w:rPr>
+          <w:rFonts w:ascii="Times New Roman" w:hAnsi="Times New Roman" w:eastAsia="宋体"/>
+          <w:b w:val="0"/>
+          <w:sz w:val="24"/>
+        </w:rPr>
+        <w:t>第四，工具掩盖模型错误：应分别报告修正前后及同工具基线，不以同一评分器训练与评价的闭环证明材料科学正确性。</w:t>
+      </w:r>
+    </w:p>
+    <w:p>
+      <w:pPr>
+        <w:ind w:firstLine="480" w:firstLineChars="200"/>
+        <w:spacing w:line="312" w:lineRule="auto"/>
+      </w:pPr>
+      <w:r>
+        <w:rPr>
+          <w:rFonts w:ascii="Times New Roman" w:hAnsi="Times New Roman" w:eastAsia="宋体"/>
           <w:b/>
           <w:sz w:val="24"/>
         </w:rPr>
-        <w:t>回退会改变论文的贡献结构，需要提前说清：</w:t>
+        <w:t>退出后的贡献边界。</w:t>
+      </w:r>
+      <w:r>
+        <w:rPr>
+          <w:rFonts w:ascii="Times New Roman" w:hAnsi="Times New Roman" w:eastAsia="宋体"/>
+          <w:b w:val="0"/>
+          <w:sz w:val="24"/>
+        </w:rPr>
+        <w:t xml:space="preserve"> 第二项的回退会改变论文的贡献结构，需要提前说清：</w:t>
       </w:r>
     </w:p>
     <w:p>
@@ -4196,34 +4218,6 @@
           <w:sz w:val="24"/>
         </w:rPr>
         <w:t>是否回退的判据、回退后的实验设计与论文章节安排，在同一个检查点一次写定，不中途反复。</w:t>
-      </w:r>
-    </w:p>
-    <w:p>
-      <w:pPr>
-        <w:ind w:firstLine="480" w:firstLineChars="200"/>
-        <w:spacing w:line="312" w:lineRule="auto"/>
-      </w:pPr>
-      <w:r>
-        <w:rPr>
-          <w:rFonts w:ascii="Times New Roman" w:hAnsi="Times New Roman" w:eastAsia="宋体"/>
-          <w:b w:val="0"/>
-          <w:sz w:val="24"/>
-        </w:rPr>
-        <w:t>第三，成本：复杂选择若没有相对简单方案的任务或效率增量，就不应作为主要贡献。若选样本身耗时超过一个训练阶段的 20%，缩减候选窗口与交换次数。</w:t>
-      </w:r>
-    </w:p>
-    <w:p>
-      <w:pPr>
-        <w:ind w:firstLine="480" w:firstLineChars="200"/>
-        <w:spacing w:line="312" w:lineRule="auto"/>
-      </w:pPr>
-      <w:r>
-        <w:rPr>
-          <w:rFonts w:ascii="Times New Roman" w:hAnsi="Times New Roman" w:eastAsia="宋体"/>
-          <w:b w:val="0"/>
-          <w:sz w:val="24"/>
-        </w:rPr>
-        <w:t>第四，工具掩盖模型错误：应分别报告修正前后及同工具基线，不以同一评分器训练与评价的闭环证明材料科学正确性。</w:t>
       </w:r>
     </w:p>
     <w:p>
